--- a/CV.docx
+++ b/CV.docx
@@ -71,29 +71,6 @@
         </w:rPr>
         <w:t xml:space="preserve"> 7 July 1990</w:t>
       </w:r>
-      <w:r>
-        <w:rPr>
-          <w:rFonts w:ascii="Times New Roman" w:hAnsi="Times New Roman" w:cs="Times New Roman"/>
-          <w:sz w:val="22"/>
-          <w:szCs w:val="22"/>
-          <w:lang w:val="en-GB"/>
-        </w:rPr>
-        <w:br/>
-        <w:t xml:space="preserve">+39 328 0863557 — </w:t>
-      </w:r>
-      <w:hyperlink r:id="rId7" w:history="1">
-        <w:r>
-          <w:rPr>
-            <w:rStyle w:val="Hyperlink"/>
-            <w:rFonts w:ascii="Times New Roman" w:hAnsi="Times New Roman" w:cs="Times New Roman"/>
-            <w:sz w:val="22"/>
-            <w:szCs w:val="22"/>
-            <w:u w:val="none"/>
-            <w:lang w:val="en-GB"/>
-          </w:rPr>
-          <w:t>marco.forletta@ecb.europa.eu</w:t>
-        </w:r>
-      </w:hyperlink>
     </w:p>
     <w:p>
       <w:pPr>
@@ -106,10 +83,75 @@
           <w:lang w:val="en-GB"/>
         </w:rPr>
       </w:pPr>
+      <w:r>
+        <w:drawing>
+          <wp:inline distT="0" distB="0" distL="0" distR="0" wp14:anchorId="40C7BD58" wp14:editId="3E04A975">
+            <wp:extent cx="2916977" cy="160655"/>
+            <wp:effectExtent l="0" t="0" r="0" b="0"/>
+            <wp:docPr id="1245882928" name="Picture 2"/>
+            <wp:cNvGraphicFramePr>
+              <a:graphicFrameLocks xmlns:a="http://schemas.openxmlformats.org/drawingml/2006/main" noChangeAspect="1"/>
+            </wp:cNvGraphicFramePr>
+            <a:graphic xmlns:a="http://schemas.openxmlformats.org/drawingml/2006/main">
+              <a:graphicData uri="http://schemas.openxmlformats.org/drawingml/2006/picture">
+                <pic:pic xmlns:pic="http://schemas.openxmlformats.org/drawingml/2006/picture">
+                  <pic:nvPicPr>
+                    <pic:cNvPr id="0" name="Picture 2"/>
+                    <pic:cNvPicPr>
+                      <a:picLocks noChangeAspect="1" noChangeArrowheads="1"/>
+                    </pic:cNvPicPr>
+                  </pic:nvPicPr>
+                  <pic:blipFill rotWithShape="1">
+                    <a:blip r:embed="rId7">
+                      <a:extLst>
+                        <a:ext uri="{28A0092B-C50C-407E-A947-70E740481C1C}">
+                          <a14:useLocalDpi xmlns:a14="http://schemas.microsoft.com/office/drawing/2010/main" val="0"/>
+                        </a:ext>
+                      </a:extLst>
+                    </a:blip>
+                    <a:srcRect t="1" r="54955" b="-2"/>
+                    <a:stretch/>
+                  </pic:blipFill>
+                  <pic:spPr bwMode="auto">
+                    <a:xfrm>
+                      <a:off x="0" y="0"/>
+                      <a:ext cx="2916977" cy="160655"/>
+                    </a:xfrm>
+                    <a:prstGeom prst="rect">
+                      <a:avLst/>
+                    </a:prstGeom>
+                    <a:noFill/>
+                    <a:ln>
+                      <a:noFill/>
+                    </a:ln>
+                    <a:extLst>
+                      <a:ext uri="{53640926-AAD7-44D8-BBD7-CCE9431645EC}">
+                        <a14:shadowObscured xmlns:a14="http://schemas.microsoft.com/office/drawing/2010/main"/>
+                      </a:ext>
+                    </a:extLst>
+                  </pic:spPr>
+                </pic:pic>
+              </a:graphicData>
+            </a:graphic>
+          </wp:inline>
+        </w:drawing>
+      </w:r>
     </w:p>
     <w:p>
       <w:pPr>
         <w:pStyle w:val="Body"/>
+        <w:jc w:val="center"/>
+        <w:rPr>
+          <w:rFonts w:ascii="Times New Roman" w:hAnsi="Times New Roman" w:cs="Times New Roman"/>
+          <w:sz w:val="22"/>
+          <w:szCs w:val="22"/>
+          <w:lang w:val="en-GB"/>
+        </w:rPr>
+      </w:pPr>
+    </w:p>
+    <w:p>
+      <w:pPr>
+        <w:pStyle w:val="Body"/>
         <w:spacing w:line="260" w:lineRule="exact"/>
         <w:rPr>
           <w:rFonts w:ascii="Times New Roman" w:hAnsi="Times New Roman" w:cs="Times New Roman"/>
@@ -117,6 +159,7 @@
           <w:bCs/>
           <w:sz w:val="22"/>
           <w:szCs w:val="22"/>
+          <w:lang w:val="en-GB"/>
         </w:rPr>
       </w:pPr>
     </w:p>
@@ -1171,58 +1214,136 @@
           <w:sz w:val="22"/>
           <w:szCs w:val="22"/>
         </w:rPr>
-        <w:t xml:space="preserve">“Residential real estate (RRE) lending standards: determinants and financial stability </w:t>
-      </w:r>
-      <w:r>
-        <w:rPr>
-          <w:rFonts w:ascii="Times New Roman" w:hAnsi="Times New Roman" w:cs="Times New Roman"/>
-          <w:sz w:val="22"/>
-          <w:szCs w:val="22"/>
-        </w:rPr>
-        <w:tab/>
-      </w:r>
-      <w:r>
-        <w:rPr>
-          <w:rFonts w:ascii="Times New Roman" w:hAnsi="Times New Roman" w:cs="Times New Roman"/>
-          <w:sz w:val="22"/>
-          <w:szCs w:val="22"/>
-        </w:rPr>
-        <w:tab/>
-        <w:t xml:space="preserve">implications” (with Giorgia De Nora, Elena Durante, Adele Fontana, Gregorio Ghetti, </w:t>
-      </w:r>
-      <w:r>
-        <w:rPr>
-          <w:rFonts w:ascii="Times New Roman" w:hAnsi="Times New Roman" w:cs="Times New Roman"/>
-          <w:sz w:val="22"/>
-          <w:szCs w:val="22"/>
-        </w:rPr>
-        <w:tab/>
-      </w:r>
-      <w:r>
-        <w:rPr>
-          <w:rFonts w:ascii="Times New Roman" w:hAnsi="Times New Roman" w:cs="Times New Roman"/>
-          <w:sz w:val="22"/>
-          <w:szCs w:val="22"/>
-        </w:rPr>
-        <w:tab/>
-        <w:t xml:space="preserve">Barbara Jarmulska, Cristian Perales, and Valerio Scalone), 2025, ECB Macroprudential </w:t>
-      </w:r>
-      <w:r>
-        <w:rPr>
-          <w:rFonts w:ascii="Times New Roman" w:hAnsi="Times New Roman" w:cs="Times New Roman"/>
-          <w:sz w:val="22"/>
-          <w:szCs w:val="22"/>
-        </w:rPr>
-        <w:tab/>
-      </w:r>
-      <w:r>
-        <w:rPr>
-          <w:rFonts w:ascii="Times New Roman" w:hAnsi="Times New Roman" w:cs="Times New Roman"/>
-          <w:sz w:val="22"/>
-          <w:szCs w:val="22"/>
-        </w:rPr>
-        <w:tab/>
-        <w:t>Bulletin</w:t>
+        <w:t>“</w:t>
+      </w:r>
+      <w:r>
+        <w:rPr>
+          <w:rFonts w:ascii="Times New Roman" w:hAnsi="Times New Roman" w:cs="Times New Roman"/>
+          <w:sz w:val="22"/>
+          <w:szCs w:val="22"/>
+        </w:rPr>
+        <w:t xml:space="preserve">Simulating dynamic balance sheet reactions and macroprudential policy using the 2025 </w:t>
+      </w:r>
+      <w:r>
+        <w:rPr>
+          <w:rFonts w:ascii="Times New Roman" w:hAnsi="Times New Roman" w:cs="Times New Roman"/>
+          <w:sz w:val="22"/>
+          <w:szCs w:val="22"/>
+        </w:rPr>
+        <w:tab/>
+      </w:r>
+      <w:r>
+        <w:rPr>
+          <w:rFonts w:ascii="Times New Roman" w:hAnsi="Times New Roman" w:cs="Times New Roman"/>
+          <w:sz w:val="22"/>
+          <w:szCs w:val="22"/>
+        </w:rPr>
+        <w:tab/>
+      </w:r>
+      <w:r>
+        <w:rPr>
+          <w:rFonts w:ascii="Times New Roman" w:hAnsi="Times New Roman" w:cs="Times New Roman"/>
+          <w:sz w:val="22"/>
+          <w:szCs w:val="22"/>
+        </w:rPr>
+        <w:t>EU-wide stress test</w:t>
+      </w:r>
+      <w:r>
+        <w:rPr>
+          <w:rFonts w:ascii="Times New Roman" w:hAnsi="Times New Roman" w:cs="Times New Roman"/>
+          <w:sz w:val="22"/>
+          <w:szCs w:val="22"/>
+        </w:rPr>
+        <w:t xml:space="preserve">” (with </w:t>
+      </w:r>
+      <w:r>
+        <w:rPr>
+          <w:rFonts w:ascii="Times New Roman" w:hAnsi="Times New Roman" w:cs="Times New Roman"/>
+          <w:sz w:val="22"/>
+          <w:szCs w:val="22"/>
+        </w:rPr>
+        <w:t xml:space="preserve">Cyril Couaillier, Ivan Dimitrov, Finn Faber, Ieva </w:t>
+      </w:r>
+      <w:r>
+        <w:rPr>
+          <w:rFonts w:ascii="Times New Roman" w:hAnsi="Times New Roman" w:cs="Times New Roman"/>
+          <w:sz w:val="22"/>
+          <w:szCs w:val="22"/>
+        </w:rPr>
+        <w:br/>
+      </w:r>
+      <w:r>
+        <w:rPr>
+          <w:rFonts w:ascii="Times New Roman" w:hAnsi="Times New Roman" w:cs="Times New Roman"/>
+          <w:sz w:val="22"/>
+          <w:szCs w:val="22"/>
+        </w:rPr>
+        <w:tab/>
+      </w:r>
+      <w:r>
+        <w:rPr>
+          <w:rFonts w:ascii="Times New Roman" w:hAnsi="Times New Roman" w:cs="Times New Roman"/>
+          <w:sz w:val="22"/>
+          <w:szCs w:val="22"/>
+        </w:rPr>
+        <w:tab/>
+        <w:t>M</w:t>
+      </w:r>
+      <w:r>
+        <w:rPr>
+          <w:rFonts w:ascii="Times New Roman" w:hAnsi="Times New Roman" w:cs="Times New Roman"/>
+          <w:sz w:val="22"/>
+          <w:szCs w:val="22"/>
+        </w:rPr>
+        <w:t>ikaliūnaitė</w:t>
+      </w:r>
+      <w:r>
+        <w:rPr>
+          <w:rFonts w:ascii="Times New Roman" w:hAnsi="Times New Roman" w:cs="Times New Roman"/>
+          <w:sz w:val="22"/>
+          <w:szCs w:val="22"/>
+        </w:rPr>
+        <w:t>-</w:t>
+      </w:r>
+      <w:r>
+        <w:rPr>
+          <w:rFonts w:ascii="Times New Roman" w:hAnsi="Times New Roman" w:cs="Times New Roman"/>
+          <w:sz w:val="22"/>
+          <w:szCs w:val="22"/>
+        </w:rPr>
+        <w:t>Jouvanceau, André Nunes, Alessandro Pollastri and Nicola Röhm</w:t>
+      </w:r>
+      <w:r>
+        <w:rPr>
+          <w:rFonts w:ascii="Times New Roman" w:hAnsi="Times New Roman" w:cs="Times New Roman"/>
+          <w:sz w:val="22"/>
+          <w:szCs w:val="22"/>
+        </w:rPr>
+        <w:t>), 2025,</w:t>
+      </w:r>
+      <w:r>
+        <w:rPr>
+          <w:rFonts w:ascii="Times New Roman" w:hAnsi="Times New Roman" w:cs="Times New Roman"/>
+          <w:sz w:val="22"/>
+          <w:szCs w:val="22"/>
+        </w:rPr>
+        <w:tab/>
+      </w:r>
+      <w:r>
+        <w:rPr>
+          <w:rFonts w:ascii="Times New Roman" w:hAnsi="Times New Roman" w:cs="Times New Roman"/>
+          <w:sz w:val="22"/>
+          <w:szCs w:val="22"/>
+        </w:rPr>
+        <w:tab/>
+      </w:r>
+      <w:r>
+        <w:rPr>
+          <w:rFonts w:ascii="Times New Roman" w:hAnsi="Times New Roman" w:cs="Times New Roman"/>
+          <w:sz w:val="22"/>
+          <w:szCs w:val="22"/>
+        </w:rPr>
+        <w:t xml:space="preserve"> ECB Macroprudential Bulletin</w:t>
       </w:r>
     </w:p>
     <w:p>
@@ -1261,80 +1382,58 @@
           <w:sz w:val="22"/>
           <w:szCs w:val="22"/>
         </w:rPr>
-        <w:t xml:space="preserve">“Buying insurance at low economic cost - The effects of bank capital buffer increases </w:t>
-      </w:r>
-      <w:r>
-        <w:rPr>
-          <w:rFonts w:ascii="Times New Roman" w:hAnsi="Times New Roman" w:cs="Times New Roman"/>
-          <w:sz w:val="22"/>
-          <w:szCs w:val="22"/>
-        </w:rPr>
-        <w:tab/>
-      </w:r>
-      <w:r>
-        <w:rPr>
-          <w:rFonts w:ascii="Times New Roman" w:hAnsi="Times New Roman" w:cs="Times New Roman"/>
-          <w:sz w:val="22"/>
-          <w:szCs w:val="22"/>
-        </w:rPr>
-        <w:tab/>
-        <w:t>since the pandemic” (with Markus Behn and Alessio Reghezza),</w:t>
-      </w:r>
-      <w:r>
-        <w:rPr>
-          <w:rFonts w:ascii="Times New Roman" w:hAnsi="Times New Roman" w:cs="Times New Roman"/>
-          <w:sz w:val="22"/>
-          <w:szCs w:val="22"/>
-        </w:rPr>
-        <w:t xml:space="preserve"> 2024, </w:t>
-      </w:r>
-      <w:r>
-        <w:rPr>
-          <w:rFonts w:ascii="Times New Roman" w:hAnsi="Times New Roman" w:cs="Times New Roman"/>
-          <w:sz w:val="22"/>
-          <w:szCs w:val="22"/>
-        </w:rPr>
-        <w:t>ECB</w:t>
-      </w:r>
-      <w:r>
-        <w:rPr>
-          <w:rFonts w:ascii="Times New Roman" w:hAnsi="Times New Roman" w:cs="Times New Roman"/>
-          <w:sz w:val="22"/>
-          <w:szCs w:val="22"/>
-        </w:rPr>
-        <w:t xml:space="preserve"> </w:t>
-      </w:r>
-      <w:r>
-        <w:rPr>
-          <w:rFonts w:ascii="Times New Roman" w:hAnsi="Times New Roman" w:cs="Times New Roman"/>
-          <w:sz w:val="22"/>
-          <w:szCs w:val="22"/>
-        </w:rPr>
-        <w:t xml:space="preserve">Working </w:t>
-      </w:r>
-      <w:r>
-        <w:rPr>
-          <w:rFonts w:ascii="Times New Roman" w:hAnsi="Times New Roman" w:cs="Times New Roman"/>
-          <w:sz w:val="22"/>
-          <w:szCs w:val="22"/>
-        </w:rPr>
-        <w:tab/>
-      </w:r>
-      <w:r>
-        <w:rPr>
-          <w:rFonts w:ascii="Times New Roman" w:hAnsi="Times New Roman" w:cs="Times New Roman"/>
-          <w:sz w:val="22"/>
-          <w:szCs w:val="22"/>
-        </w:rPr>
-        <w:tab/>
-      </w:r>
-      <w:r>
-        <w:rPr>
-          <w:rFonts w:ascii="Times New Roman" w:hAnsi="Times New Roman" w:cs="Times New Roman"/>
-          <w:sz w:val="22"/>
-          <w:szCs w:val="22"/>
-        </w:rPr>
-        <w:t>Paper Series</w:t>
+        <w:t xml:space="preserve">“Residential real estate (RRE) lending standards: determinants and financial stability </w:t>
+      </w:r>
+      <w:r>
+        <w:rPr>
+          <w:rFonts w:ascii="Times New Roman" w:hAnsi="Times New Roman" w:cs="Times New Roman"/>
+          <w:sz w:val="22"/>
+          <w:szCs w:val="22"/>
+        </w:rPr>
+        <w:tab/>
+      </w:r>
+      <w:r>
+        <w:rPr>
+          <w:rFonts w:ascii="Times New Roman" w:hAnsi="Times New Roman" w:cs="Times New Roman"/>
+          <w:sz w:val="22"/>
+          <w:szCs w:val="22"/>
+        </w:rPr>
+        <w:tab/>
+        <w:t xml:space="preserve">implications” (with Giorgia De Nora, Elena Durante, Adele Fontana, Gregorio Ghetti, </w:t>
+      </w:r>
+      <w:r>
+        <w:rPr>
+          <w:rFonts w:ascii="Times New Roman" w:hAnsi="Times New Roman" w:cs="Times New Roman"/>
+          <w:sz w:val="22"/>
+          <w:szCs w:val="22"/>
+        </w:rPr>
+        <w:tab/>
+      </w:r>
+      <w:r>
+        <w:rPr>
+          <w:rFonts w:ascii="Times New Roman" w:hAnsi="Times New Roman" w:cs="Times New Roman"/>
+          <w:sz w:val="22"/>
+          <w:szCs w:val="22"/>
+        </w:rPr>
+        <w:tab/>
+        <w:t xml:space="preserve">Barbara Jarmulska, Cristian Perales, and Valerio Scalone), 2025, ECB Macroprudential </w:t>
+      </w:r>
+      <w:r>
+        <w:rPr>
+          <w:rFonts w:ascii="Times New Roman" w:hAnsi="Times New Roman" w:cs="Times New Roman"/>
+          <w:sz w:val="22"/>
+          <w:szCs w:val="22"/>
+        </w:rPr>
+        <w:tab/>
+      </w:r>
+      <w:r>
+        <w:rPr>
+          <w:rFonts w:ascii="Times New Roman" w:hAnsi="Times New Roman" w:cs="Times New Roman"/>
+          <w:sz w:val="22"/>
+          <w:szCs w:val="22"/>
+        </w:rPr>
+        <w:tab/>
+        <w:t>Bulletin</w:t>
       </w:r>
     </w:p>
     <w:p>
@@ -1373,81 +1472,80 @@
           <w:sz w:val="22"/>
           <w:szCs w:val="22"/>
         </w:rPr>
-        <w:t xml:space="preserve">“The sectoral systemic risk buffer: general issues and application to residential real </w:t>
-      </w:r>
-      <w:r>
-        <w:rPr>
-          <w:rFonts w:ascii="Times New Roman" w:hAnsi="Times New Roman" w:cs="Times New Roman"/>
-          <w:sz w:val="22"/>
-          <w:szCs w:val="22"/>
-        </w:rPr>
-        <w:br/>
-      </w:r>
-      <w:r>
-        <w:rPr>
-          <w:rFonts w:ascii="Times New Roman" w:hAnsi="Times New Roman" w:cs="Times New Roman"/>
-          <w:sz w:val="22"/>
-          <w:szCs w:val="22"/>
-        </w:rPr>
-        <w:tab/>
-      </w:r>
-      <w:r>
-        <w:rPr>
-          <w:rFonts w:ascii="Times New Roman" w:hAnsi="Times New Roman" w:cs="Times New Roman"/>
-          <w:sz w:val="22"/>
-          <w:szCs w:val="22"/>
-        </w:rPr>
-        <w:tab/>
-        <w:t xml:space="preserve">estate-related risks” (with Markus Behn et al.), </w:t>
-      </w:r>
-      <w:r>
-        <w:rPr>
-          <w:rFonts w:ascii="Times New Roman" w:hAnsi="Times New Roman" w:cs="Times New Roman"/>
-          <w:sz w:val="22"/>
-          <w:szCs w:val="22"/>
-        </w:rPr>
-        <w:t xml:space="preserve">2024, </w:t>
-      </w:r>
-      <w:r>
-        <w:rPr>
-          <w:rFonts w:ascii="Times New Roman" w:hAnsi="Times New Roman" w:cs="Times New Roman"/>
-          <w:sz w:val="22"/>
-          <w:szCs w:val="22"/>
-        </w:rPr>
-        <w:t xml:space="preserve">ECB Occasional Paper </w:t>
-      </w:r>
-      <w:r>
-        <w:rPr>
-          <w:rFonts w:ascii="Times New Roman" w:hAnsi="Times New Roman" w:cs="Times New Roman"/>
-          <w:sz w:val="22"/>
-          <w:szCs w:val="22"/>
-        </w:rPr>
-        <w:tab/>
-      </w:r>
-      <w:r>
-        <w:rPr>
-          <w:rFonts w:ascii="Times New Roman" w:hAnsi="Times New Roman" w:cs="Times New Roman"/>
-          <w:sz w:val="22"/>
-          <w:szCs w:val="22"/>
-        </w:rPr>
-        <w:br/>
-      </w:r>
-      <w:r>
-        <w:rPr>
-          <w:rFonts w:ascii="Times New Roman" w:hAnsi="Times New Roman" w:cs="Times New Roman"/>
-          <w:sz w:val="22"/>
-          <w:szCs w:val="22"/>
-        </w:rPr>
-        <w:tab/>
-      </w:r>
-      <w:r>
-        <w:rPr>
-          <w:rFonts w:ascii="Times New Roman" w:hAnsi="Times New Roman" w:cs="Times New Roman"/>
-          <w:sz w:val="22"/>
-          <w:szCs w:val="22"/>
-        </w:rPr>
-        <w:tab/>
-        <w:t>Series</w:t>
+        <w:t xml:space="preserve">“Buying insurance at low economic cost - The effects of bank capital buffer increases </w:t>
+      </w:r>
+      <w:r>
+        <w:rPr>
+          <w:rFonts w:ascii="Times New Roman" w:hAnsi="Times New Roman" w:cs="Times New Roman"/>
+          <w:sz w:val="22"/>
+          <w:szCs w:val="22"/>
+        </w:rPr>
+        <w:tab/>
+      </w:r>
+      <w:r>
+        <w:rPr>
+          <w:rFonts w:ascii="Times New Roman" w:hAnsi="Times New Roman" w:cs="Times New Roman"/>
+          <w:sz w:val="22"/>
+          <w:szCs w:val="22"/>
+        </w:rPr>
+        <w:tab/>
+        <w:t>since the pandemic” (with Markus Behn and Alessio Reghezza),</w:t>
+      </w:r>
+      <w:r>
+        <w:rPr>
+          <w:rFonts w:ascii="Times New Roman" w:hAnsi="Times New Roman" w:cs="Times New Roman"/>
+          <w:sz w:val="22"/>
+          <w:szCs w:val="22"/>
+        </w:rPr>
+        <w:t xml:space="preserve"> 2024, </w:t>
+      </w:r>
+      <w:r>
+        <w:rPr>
+          <w:rFonts w:ascii="Times New Roman" w:hAnsi="Times New Roman" w:cs="Times New Roman"/>
+          <w:sz w:val="22"/>
+          <w:szCs w:val="22"/>
+        </w:rPr>
+        <w:t>ECB</w:t>
+      </w:r>
+      <w:r>
+        <w:rPr>
+          <w:rFonts w:ascii="Times New Roman" w:hAnsi="Times New Roman" w:cs="Times New Roman"/>
+          <w:sz w:val="22"/>
+          <w:szCs w:val="22"/>
+        </w:rPr>
+        <w:t xml:space="preserve"> </w:t>
+      </w:r>
+      <w:r>
+        <w:rPr>
+          <w:rFonts w:ascii="Times New Roman" w:hAnsi="Times New Roman" w:cs="Times New Roman"/>
+          <w:sz w:val="22"/>
+          <w:szCs w:val="22"/>
+        </w:rPr>
+        <w:t xml:space="preserve">Working </w:t>
+      </w:r>
+      <w:r>
+        <w:rPr>
+          <w:rFonts w:ascii="Times New Roman" w:hAnsi="Times New Roman" w:cs="Times New Roman"/>
+          <w:sz w:val="22"/>
+          <w:szCs w:val="22"/>
+        </w:rPr>
+        <w:tab/>
+      </w:r>
+      <w:r>
+        <w:rPr>
+          <w:rFonts w:ascii="Times New Roman" w:hAnsi="Times New Roman" w:cs="Times New Roman"/>
+          <w:sz w:val="22"/>
+          <w:szCs w:val="22"/>
+        </w:rPr>
+        <w:tab/>
+      </w:r>
+      <w:r>
+        <w:rPr>
+          <w:rFonts w:ascii="Times New Roman" w:hAnsi="Times New Roman" w:cs="Times New Roman"/>
+          <w:sz w:val="22"/>
+          <w:szCs w:val="22"/>
+        </w:rPr>
+        <w:t>Paper Series</w:t>
       </w:r>
     </w:p>
     <w:p>
@@ -1486,57 +1584,81 @@
           <w:sz w:val="22"/>
           <w:szCs w:val="22"/>
         </w:rPr>
-        <w:t xml:space="preserve">“The effectiveness of borrower-based macroprudential policies: a cross-country analysis </w:t>
-      </w:r>
-      <w:r>
-        <w:rPr>
-          <w:rFonts w:ascii="Times New Roman" w:hAnsi="Times New Roman" w:cs="Times New Roman"/>
-          <w:sz w:val="22"/>
-          <w:szCs w:val="22"/>
-        </w:rPr>
-        <w:tab/>
-      </w:r>
-      <w:r>
-        <w:rPr>
-          <w:rFonts w:ascii="Times New Roman" w:hAnsi="Times New Roman" w:cs="Times New Roman"/>
-          <w:sz w:val="22"/>
-          <w:szCs w:val="22"/>
-        </w:rPr>
-        <w:tab/>
-        <w:t xml:space="preserve">using an integrated micro-macro simulation model (with Stelios Giannoulakis, Marco </w:t>
-      </w:r>
-      <w:r>
-        <w:rPr>
-          <w:rFonts w:ascii="Times New Roman" w:hAnsi="Times New Roman" w:cs="Times New Roman"/>
-          <w:sz w:val="22"/>
-          <w:szCs w:val="22"/>
-        </w:rPr>
-        <w:tab/>
-      </w:r>
-      <w:r>
-        <w:rPr>
-          <w:rFonts w:ascii="Times New Roman" w:hAnsi="Times New Roman" w:cs="Times New Roman"/>
-          <w:sz w:val="22"/>
-          <w:szCs w:val="22"/>
-        </w:rPr>
-        <w:tab/>
-        <w:t>Gross and Eugen Tereanu)”</w:t>
-      </w:r>
-      <w:r>
-        <w:rPr>
-          <w:rFonts w:ascii="Times New Roman" w:hAnsi="Times New Roman" w:cs="Times New Roman"/>
-          <w:sz w:val="22"/>
-          <w:szCs w:val="22"/>
-        </w:rPr>
-        <w:t>,</w:t>
-      </w:r>
-      <w:r>
-        <w:rPr>
-          <w:rFonts w:ascii="Times New Roman" w:hAnsi="Times New Roman" w:cs="Times New Roman"/>
-          <w:sz w:val="22"/>
-          <w:szCs w:val="22"/>
-        </w:rPr>
-        <w:t xml:space="preserve"> 2023, ECB Working Paper Series</w:t>
+        <w:t xml:space="preserve">“The sectoral systemic risk buffer: general issues and application to residential real </w:t>
+      </w:r>
+      <w:r>
+        <w:rPr>
+          <w:rFonts w:ascii="Times New Roman" w:hAnsi="Times New Roman" w:cs="Times New Roman"/>
+          <w:sz w:val="22"/>
+          <w:szCs w:val="22"/>
+        </w:rPr>
+        <w:br/>
+      </w:r>
+      <w:r>
+        <w:rPr>
+          <w:rFonts w:ascii="Times New Roman" w:hAnsi="Times New Roman" w:cs="Times New Roman"/>
+          <w:sz w:val="22"/>
+          <w:szCs w:val="22"/>
+        </w:rPr>
+        <w:tab/>
+      </w:r>
+      <w:r>
+        <w:rPr>
+          <w:rFonts w:ascii="Times New Roman" w:hAnsi="Times New Roman" w:cs="Times New Roman"/>
+          <w:sz w:val="22"/>
+          <w:szCs w:val="22"/>
+        </w:rPr>
+        <w:tab/>
+        <w:t xml:space="preserve">estate-related risks” (with Markus Behn et al.), </w:t>
+      </w:r>
+      <w:r>
+        <w:rPr>
+          <w:rFonts w:ascii="Times New Roman" w:hAnsi="Times New Roman" w:cs="Times New Roman"/>
+          <w:sz w:val="22"/>
+          <w:szCs w:val="22"/>
+        </w:rPr>
+        <w:t xml:space="preserve">2024, </w:t>
+      </w:r>
+      <w:r>
+        <w:rPr>
+          <w:rFonts w:ascii="Times New Roman" w:hAnsi="Times New Roman" w:cs="Times New Roman"/>
+          <w:sz w:val="22"/>
+          <w:szCs w:val="22"/>
+        </w:rPr>
+        <w:t xml:space="preserve">ECB Occasional Paper </w:t>
+      </w:r>
+      <w:r>
+        <w:rPr>
+          <w:rFonts w:ascii="Times New Roman" w:hAnsi="Times New Roman" w:cs="Times New Roman"/>
+          <w:sz w:val="22"/>
+          <w:szCs w:val="22"/>
+        </w:rPr>
+        <w:tab/>
+      </w:r>
+      <w:r>
+        <w:rPr>
+          <w:rFonts w:ascii="Times New Roman" w:hAnsi="Times New Roman" w:cs="Times New Roman"/>
+          <w:sz w:val="22"/>
+          <w:szCs w:val="22"/>
+        </w:rPr>
+        <w:br/>
+      </w:r>
+      <w:r>
+        <w:rPr>
+          <w:rFonts w:ascii="Times New Roman" w:hAnsi="Times New Roman" w:cs="Times New Roman"/>
+          <w:sz w:val="22"/>
+          <w:szCs w:val="22"/>
+        </w:rPr>
+        <w:tab/>
+      </w:r>
+      <w:r>
+        <w:rPr>
+          <w:rFonts w:ascii="Times New Roman" w:hAnsi="Times New Roman" w:cs="Times New Roman"/>
+          <w:sz w:val="22"/>
+          <w:szCs w:val="22"/>
+        </w:rPr>
+        <w:tab/>
+        <w:t>Series</w:t>
       </w:r>
     </w:p>
     <w:p>
@@ -1568,274 +1690,64 @@
           <w:szCs w:val="22"/>
         </w:rPr>
         <w:tab/>
-        <w:t>“</w:t>
-      </w:r>
-      <w:r>
-        <w:rPr>
-          <w:rFonts w:ascii="Times New Roman" w:hAnsi="Times New Roman" w:cs="Times New Roman"/>
-          <w:sz w:val="22"/>
-          <w:szCs w:val="22"/>
-        </w:rPr>
-        <w:t>The effectiveness of borrower</w:t>
-      </w:r>
-      <w:r>
-        <w:rPr>
-          <w:rFonts w:ascii="Times New Roman" w:hAnsi="Times New Roman" w:cs="Times New Roman"/>
-          <w:sz w:val="22"/>
-          <w:szCs w:val="22"/>
-        </w:rPr>
-        <w:t>-</w:t>
-      </w:r>
-      <w:r>
-        <w:rPr>
-          <w:rFonts w:ascii="Times New Roman" w:hAnsi="Times New Roman" w:cs="Times New Roman"/>
-          <w:sz w:val="22"/>
-          <w:szCs w:val="22"/>
-        </w:rPr>
-        <w:t>based measures: a quantitative analysis for</w:t>
-      </w:r>
-      <w:r>
-        <w:rPr>
-          <w:rFonts w:ascii="Times New Roman" w:hAnsi="Times New Roman" w:cs="Times New Roman"/>
-          <w:sz w:val="22"/>
-          <w:szCs w:val="22"/>
-        </w:rPr>
-        <w:br/>
-      </w:r>
-      <w:r>
-        <w:rPr>
-          <w:rFonts w:ascii="Times New Roman" w:hAnsi="Times New Roman" w:cs="Times New Roman"/>
-          <w:sz w:val="22"/>
-          <w:szCs w:val="22"/>
-        </w:rPr>
-        <w:tab/>
-      </w:r>
-      <w:r>
-        <w:rPr>
-          <w:rFonts w:ascii="Times New Roman" w:hAnsi="Times New Roman" w:cs="Times New Roman"/>
-          <w:sz w:val="22"/>
-          <w:szCs w:val="22"/>
-        </w:rPr>
-        <w:tab/>
-      </w:r>
-      <w:r>
-        <w:rPr>
-          <w:rFonts w:ascii="Times New Roman" w:hAnsi="Times New Roman" w:cs="Times New Roman"/>
-          <w:sz w:val="22"/>
-          <w:szCs w:val="22"/>
-          <w:lang w:val="en-GB"/>
-        </w:rPr>
-        <w:t>S</w:t>
-      </w:r>
-      <w:proofErr w:type="spellStart"/>
-      <w:r>
-        <w:rPr>
-          <w:rFonts w:ascii="Times New Roman" w:hAnsi="Times New Roman" w:cs="Times New Roman"/>
-          <w:sz w:val="22"/>
-          <w:szCs w:val="22"/>
-        </w:rPr>
-        <w:t>lovakia</w:t>
-      </w:r>
-      <w:proofErr w:type="spellEnd"/>
-      <w:r>
-        <w:rPr>
-          <w:rFonts w:ascii="Times New Roman" w:hAnsi="Times New Roman" w:cs="Times New Roman"/>
-          <w:sz w:val="22"/>
-          <w:szCs w:val="22"/>
-        </w:rPr>
-        <w:t>”</w:t>
-      </w:r>
-      <w:r>
-        <w:rPr>
-          <w:rFonts w:ascii="Times New Roman" w:hAnsi="Times New Roman" w:cs="Times New Roman"/>
-          <w:sz w:val="22"/>
-          <w:szCs w:val="22"/>
-        </w:rPr>
-        <w:t xml:space="preserve"> (with Pavol </w:t>
-      </w:r>
-      <w:proofErr w:type="spellStart"/>
-      <w:r>
-        <w:rPr>
-          <w:rFonts w:ascii="Times New Roman" w:hAnsi="Times New Roman" w:cs="Times New Roman"/>
-          <w:sz w:val="22"/>
-          <w:szCs w:val="22"/>
-        </w:rPr>
-        <w:t>Jurča</w:t>
-      </w:r>
-      <w:proofErr w:type="spellEnd"/>
-      <w:r>
-        <w:rPr>
-          <w:rFonts w:ascii="Times New Roman" w:hAnsi="Times New Roman" w:cs="Times New Roman"/>
-          <w:sz w:val="22"/>
-          <w:szCs w:val="22"/>
-        </w:rPr>
-        <w:t xml:space="preserve">, Ján </w:t>
-      </w:r>
-      <w:proofErr w:type="spellStart"/>
-      <w:r>
-        <w:rPr>
-          <w:rFonts w:ascii="Times New Roman" w:hAnsi="Times New Roman" w:cs="Times New Roman"/>
-          <w:sz w:val="22"/>
-          <w:szCs w:val="22"/>
-        </w:rPr>
-        <w:t>Klacso</w:t>
-      </w:r>
-      <w:proofErr w:type="spellEnd"/>
-      <w:r>
-        <w:rPr>
-          <w:rFonts w:ascii="Times New Roman" w:hAnsi="Times New Roman" w:cs="Times New Roman"/>
-          <w:sz w:val="22"/>
-          <w:szCs w:val="22"/>
-        </w:rPr>
-        <w:t xml:space="preserve">, Eugen Tereanu and Marco Gross), </w:t>
-      </w:r>
-      <w:r>
-        <w:rPr>
-          <w:rFonts w:ascii="Times New Roman" w:hAnsi="Times New Roman" w:cs="Times New Roman"/>
-          <w:sz w:val="22"/>
-          <w:szCs w:val="22"/>
-          <w:lang w:val="en-GB"/>
-        </w:rPr>
-        <w:t>2020</w:t>
-      </w:r>
-      <w:r>
-        <w:rPr>
-          <w:rFonts w:ascii="Times New Roman" w:hAnsi="Times New Roman" w:cs="Times New Roman"/>
-          <w:sz w:val="22"/>
-          <w:szCs w:val="22"/>
-        </w:rPr>
-        <w:t xml:space="preserve">, </w:t>
-      </w:r>
-      <w:r>
-        <w:rPr>
-          <w:rFonts w:ascii="Times New Roman" w:hAnsi="Times New Roman" w:cs="Times New Roman"/>
-          <w:sz w:val="22"/>
-          <w:szCs w:val="22"/>
-        </w:rPr>
-        <w:br/>
-      </w:r>
-      <w:r>
-        <w:rPr>
-          <w:rFonts w:ascii="Times New Roman" w:hAnsi="Times New Roman" w:cs="Times New Roman"/>
-          <w:sz w:val="22"/>
-          <w:szCs w:val="22"/>
-        </w:rPr>
-        <w:tab/>
-      </w:r>
-      <w:r>
-        <w:rPr>
-          <w:rFonts w:ascii="Times New Roman" w:hAnsi="Times New Roman" w:cs="Times New Roman"/>
-          <w:sz w:val="22"/>
-          <w:szCs w:val="22"/>
-        </w:rPr>
-        <w:tab/>
-        <w:t xml:space="preserve"> IMF WP series</w:t>
-      </w:r>
-      <w:r>
-        <w:rPr>
-          <w:rFonts w:ascii="Times New Roman" w:hAnsi="Times New Roman" w:cs="Times New Roman"/>
-          <w:sz w:val="22"/>
-          <w:szCs w:val="22"/>
-        </w:rPr>
-        <w:br/>
-      </w:r>
-      <w:r>
-        <w:rPr>
-          <w:rFonts w:ascii="Times New Roman" w:hAnsi="Times New Roman" w:cs="Times New Roman"/>
-          <w:sz w:val="22"/>
-          <w:szCs w:val="22"/>
-        </w:rPr>
-        <w:tab/>
-      </w:r>
-      <w:r>
-        <w:rPr>
-          <w:rFonts w:ascii="Times New Roman" w:hAnsi="Times New Roman" w:cs="Times New Roman"/>
-          <w:sz w:val="22"/>
-          <w:szCs w:val="22"/>
-        </w:rPr>
-        <w:tab/>
-      </w:r>
-      <w:r>
-        <w:rPr>
-          <w:rFonts w:ascii="Times New Roman" w:hAnsi="Times New Roman" w:cs="Times New Roman"/>
-          <w:sz w:val="22"/>
-          <w:szCs w:val="22"/>
-        </w:rPr>
-        <w:t>“</w:t>
-      </w:r>
-      <w:r>
-        <w:rPr>
-          <w:rFonts w:ascii="Times New Roman" w:hAnsi="Times New Roman" w:cs="Times New Roman"/>
-          <w:sz w:val="22"/>
-          <w:szCs w:val="22"/>
-        </w:rPr>
-        <w:t>Cyclical systemic risk and downside risks to bank profitability</w:t>
-      </w:r>
-      <w:r>
-        <w:rPr>
-          <w:rFonts w:ascii="Times New Roman" w:hAnsi="Times New Roman" w:cs="Times New Roman"/>
-          <w:sz w:val="22"/>
-          <w:szCs w:val="22"/>
-        </w:rPr>
-        <w:t>”</w:t>
-      </w:r>
-      <w:r>
-        <w:rPr>
-          <w:rFonts w:ascii="Times New Roman" w:hAnsi="Times New Roman" w:cs="Times New Roman"/>
-          <w:sz w:val="22"/>
-          <w:szCs w:val="22"/>
-        </w:rPr>
-        <w:t xml:space="preserve"> (with Jan Hannes </w:t>
-      </w:r>
-      <w:r>
-        <w:rPr>
-          <w:rFonts w:ascii="Times New Roman" w:hAnsi="Times New Roman" w:cs="Times New Roman"/>
-          <w:sz w:val="22"/>
-          <w:szCs w:val="22"/>
-        </w:rPr>
-        <w:br/>
-      </w:r>
-      <w:r>
-        <w:rPr>
-          <w:rFonts w:ascii="Times New Roman" w:hAnsi="Times New Roman" w:cs="Times New Roman"/>
-          <w:sz w:val="22"/>
-          <w:szCs w:val="22"/>
-        </w:rPr>
-        <w:tab/>
-      </w:r>
-      <w:r>
-        <w:rPr>
-          <w:rFonts w:ascii="Times New Roman" w:hAnsi="Times New Roman" w:cs="Times New Roman"/>
-          <w:sz w:val="22"/>
-          <w:szCs w:val="22"/>
-        </w:rPr>
-        <w:tab/>
-        <w:t xml:space="preserve">Lang), </w:t>
-      </w:r>
-      <w:r>
-        <w:rPr>
-          <w:rFonts w:ascii="Times New Roman" w:hAnsi="Times New Roman" w:cs="Times New Roman"/>
-          <w:sz w:val="22"/>
-          <w:szCs w:val="22"/>
-          <w:lang w:val="en-GB"/>
-        </w:rPr>
-        <w:t>2020</w:t>
-      </w:r>
-      <w:r>
-        <w:rPr>
-          <w:rFonts w:ascii="Times New Roman" w:hAnsi="Times New Roman" w:cs="Times New Roman"/>
-          <w:sz w:val="22"/>
-          <w:szCs w:val="22"/>
-        </w:rPr>
-        <w:t xml:space="preserve">, ECB </w:t>
-      </w:r>
-      <w:r>
-        <w:rPr>
-          <w:rFonts w:ascii="Times New Roman" w:hAnsi="Times New Roman" w:cs="Times New Roman"/>
-          <w:sz w:val="22"/>
-          <w:szCs w:val="22"/>
-        </w:rPr>
-        <w:t>Working Paper Series</w:t>
+      </w:r>
+      <w:r>
+        <w:rPr>
+          <w:rFonts w:ascii="Times New Roman" w:hAnsi="Times New Roman" w:cs="Times New Roman"/>
+          <w:sz w:val="22"/>
+          <w:szCs w:val="22"/>
+        </w:rPr>
+        <w:t xml:space="preserve">“The effectiveness of borrower-based macroprudential policies: a cross-country analysis </w:t>
+      </w:r>
+      <w:r>
+        <w:rPr>
+          <w:rFonts w:ascii="Times New Roman" w:hAnsi="Times New Roman" w:cs="Times New Roman"/>
+          <w:sz w:val="22"/>
+          <w:szCs w:val="22"/>
+        </w:rPr>
+        <w:tab/>
+      </w:r>
+      <w:r>
+        <w:rPr>
+          <w:rFonts w:ascii="Times New Roman" w:hAnsi="Times New Roman" w:cs="Times New Roman"/>
+          <w:sz w:val="22"/>
+          <w:szCs w:val="22"/>
+        </w:rPr>
+        <w:tab/>
+        <w:t xml:space="preserve">using an integrated micro-macro simulation model (with Stelios Giannoulakis, Marco </w:t>
+      </w:r>
+      <w:r>
+        <w:rPr>
+          <w:rFonts w:ascii="Times New Roman" w:hAnsi="Times New Roman" w:cs="Times New Roman"/>
+          <w:sz w:val="22"/>
+          <w:szCs w:val="22"/>
+        </w:rPr>
+        <w:tab/>
+      </w:r>
+      <w:r>
+        <w:rPr>
+          <w:rFonts w:ascii="Times New Roman" w:hAnsi="Times New Roman" w:cs="Times New Roman"/>
+          <w:sz w:val="22"/>
+          <w:szCs w:val="22"/>
+        </w:rPr>
+        <w:tab/>
+        <w:t>Gross and Eugen Tereanu)”</w:t>
+      </w:r>
+      <w:r>
+        <w:rPr>
+          <w:rFonts w:ascii="Times New Roman" w:hAnsi="Times New Roman" w:cs="Times New Roman"/>
+          <w:sz w:val="22"/>
+          <w:szCs w:val="22"/>
+        </w:rPr>
+        <w:t>,</w:t>
+      </w:r>
+      <w:r>
+        <w:rPr>
+          <w:rFonts w:ascii="Times New Roman" w:hAnsi="Times New Roman" w:cs="Times New Roman"/>
+          <w:sz w:val="22"/>
+          <w:szCs w:val="22"/>
+        </w:rPr>
+        <w:t xml:space="preserve"> 2023, ECB Working Paper Series</w:t>
       </w:r>
     </w:p>
     <w:p>
@@ -1867,13 +1779,6 @@
           <w:szCs w:val="22"/>
         </w:rPr>
         <w:tab/>
-      </w:r>
-      <w:r>
-        <w:rPr>
-          <w:rFonts w:ascii="Times New Roman" w:hAnsi="Times New Roman" w:cs="Times New Roman"/>
-          <w:sz w:val="22"/>
-          <w:szCs w:val="22"/>
-        </w:rPr>
         <w:t>“</w:t>
       </w:r>
       <w:r>
@@ -1882,6 +1787,274 @@
           <w:sz w:val="22"/>
           <w:szCs w:val="22"/>
         </w:rPr>
+        <w:t>The effectiveness of borrower</w:t>
+      </w:r>
+      <w:r>
+        <w:rPr>
+          <w:rFonts w:ascii="Times New Roman" w:hAnsi="Times New Roman" w:cs="Times New Roman"/>
+          <w:sz w:val="22"/>
+          <w:szCs w:val="22"/>
+        </w:rPr>
+        <w:t>-</w:t>
+      </w:r>
+      <w:r>
+        <w:rPr>
+          <w:rFonts w:ascii="Times New Roman" w:hAnsi="Times New Roman" w:cs="Times New Roman"/>
+          <w:sz w:val="22"/>
+          <w:szCs w:val="22"/>
+        </w:rPr>
+        <w:t>based measures: a quantitative analysis for</w:t>
+      </w:r>
+      <w:r>
+        <w:rPr>
+          <w:rFonts w:ascii="Times New Roman" w:hAnsi="Times New Roman" w:cs="Times New Roman"/>
+          <w:sz w:val="22"/>
+          <w:szCs w:val="22"/>
+        </w:rPr>
+        <w:br/>
+      </w:r>
+      <w:r>
+        <w:rPr>
+          <w:rFonts w:ascii="Times New Roman" w:hAnsi="Times New Roman" w:cs="Times New Roman"/>
+          <w:sz w:val="22"/>
+          <w:szCs w:val="22"/>
+        </w:rPr>
+        <w:tab/>
+      </w:r>
+      <w:r>
+        <w:rPr>
+          <w:rFonts w:ascii="Times New Roman" w:hAnsi="Times New Roman" w:cs="Times New Roman"/>
+          <w:sz w:val="22"/>
+          <w:szCs w:val="22"/>
+        </w:rPr>
+        <w:tab/>
+      </w:r>
+      <w:r>
+        <w:rPr>
+          <w:rFonts w:ascii="Times New Roman" w:hAnsi="Times New Roman" w:cs="Times New Roman"/>
+          <w:sz w:val="22"/>
+          <w:szCs w:val="22"/>
+          <w:lang w:val="en-GB"/>
+        </w:rPr>
+        <w:t>S</w:t>
+      </w:r>
+      <w:r>
+        <w:rPr>
+          <w:rFonts w:ascii="Times New Roman" w:hAnsi="Times New Roman" w:cs="Times New Roman"/>
+          <w:sz w:val="22"/>
+          <w:szCs w:val="22"/>
+        </w:rPr>
+        <w:t>lovakia</w:t>
+      </w:r>
+      <w:r>
+        <w:rPr>
+          <w:rFonts w:ascii="Times New Roman" w:hAnsi="Times New Roman" w:cs="Times New Roman"/>
+          <w:sz w:val="22"/>
+          <w:szCs w:val="22"/>
+        </w:rPr>
+        <w:t>”</w:t>
+      </w:r>
+      <w:r>
+        <w:rPr>
+          <w:rFonts w:ascii="Times New Roman" w:hAnsi="Times New Roman" w:cs="Times New Roman"/>
+          <w:sz w:val="22"/>
+          <w:szCs w:val="22"/>
+        </w:rPr>
+        <w:t xml:space="preserve"> (with Pavol Jurča, Ján Klacso, Eugen Tereanu and Marco Gross), </w:t>
+      </w:r>
+      <w:r>
+        <w:rPr>
+          <w:rFonts w:ascii="Times New Roman" w:hAnsi="Times New Roman" w:cs="Times New Roman"/>
+          <w:sz w:val="22"/>
+          <w:szCs w:val="22"/>
+          <w:lang w:val="en-GB"/>
+        </w:rPr>
+        <w:t>2020</w:t>
+      </w:r>
+      <w:r>
+        <w:rPr>
+          <w:rFonts w:ascii="Times New Roman" w:hAnsi="Times New Roman" w:cs="Times New Roman"/>
+          <w:sz w:val="22"/>
+          <w:szCs w:val="22"/>
+        </w:rPr>
+        <w:t xml:space="preserve">, </w:t>
+      </w:r>
+      <w:r>
+        <w:rPr>
+          <w:rFonts w:ascii="Times New Roman" w:hAnsi="Times New Roman" w:cs="Times New Roman"/>
+          <w:sz w:val="22"/>
+          <w:szCs w:val="22"/>
+        </w:rPr>
+        <w:br/>
+      </w:r>
+      <w:r>
+        <w:rPr>
+          <w:rFonts w:ascii="Times New Roman" w:hAnsi="Times New Roman" w:cs="Times New Roman"/>
+          <w:sz w:val="22"/>
+          <w:szCs w:val="22"/>
+        </w:rPr>
+        <w:tab/>
+      </w:r>
+      <w:r>
+        <w:rPr>
+          <w:rFonts w:ascii="Times New Roman" w:hAnsi="Times New Roman" w:cs="Times New Roman"/>
+          <w:sz w:val="22"/>
+          <w:szCs w:val="22"/>
+        </w:rPr>
+        <w:tab/>
+        <w:t xml:space="preserve"> IMF WP series</w:t>
+      </w:r>
+      <w:r>
+        <w:rPr>
+          <w:rFonts w:ascii="Times New Roman" w:hAnsi="Times New Roman" w:cs="Times New Roman"/>
+          <w:sz w:val="22"/>
+          <w:szCs w:val="22"/>
+        </w:rPr>
+        <w:br/>
+      </w:r>
+      <w:r>
+        <w:rPr>
+          <w:rFonts w:ascii="Times New Roman" w:hAnsi="Times New Roman" w:cs="Times New Roman"/>
+          <w:sz w:val="22"/>
+          <w:szCs w:val="22"/>
+        </w:rPr>
+        <w:tab/>
+      </w:r>
+      <w:r>
+        <w:rPr>
+          <w:rFonts w:ascii="Times New Roman" w:hAnsi="Times New Roman" w:cs="Times New Roman"/>
+          <w:sz w:val="22"/>
+          <w:szCs w:val="22"/>
+        </w:rPr>
+        <w:tab/>
+      </w:r>
+      <w:r>
+        <w:rPr>
+          <w:rFonts w:ascii="Times New Roman" w:hAnsi="Times New Roman" w:cs="Times New Roman"/>
+          <w:sz w:val="22"/>
+          <w:szCs w:val="22"/>
+        </w:rPr>
+        <w:t>“</w:t>
+      </w:r>
+      <w:r>
+        <w:rPr>
+          <w:rFonts w:ascii="Times New Roman" w:hAnsi="Times New Roman" w:cs="Times New Roman"/>
+          <w:sz w:val="22"/>
+          <w:szCs w:val="22"/>
+        </w:rPr>
+        <w:t>Cyclical systemic risk and downside risks to bank profitability</w:t>
+      </w:r>
+      <w:r>
+        <w:rPr>
+          <w:rFonts w:ascii="Times New Roman" w:hAnsi="Times New Roman" w:cs="Times New Roman"/>
+          <w:sz w:val="22"/>
+          <w:szCs w:val="22"/>
+        </w:rPr>
+        <w:t>”</w:t>
+      </w:r>
+      <w:r>
+        <w:rPr>
+          <w:rFonts w:ascii="Times New Roman" w:hAnsi="Times New Roman" w:cs="Times New Roman"/>
+          <w:sz w:val="22"/>
+          <w:szCs w:val="22"/>
+        </w:rPr>
+        <w:t xml:space="preserve"> (with Jan Hannes </w:t>
+      </w:r>
+      <w:r>
+        <w:rPr>
+          <w:rFonts w:ascii="Times New Roman" w:hAnsi="Times New Roman" w:cs="Times New Roman"/>
+          <w:sz w:val="22"/>
+          <w:szCs w:val="22"/>
+        </w:rPr>
+        <w:br/>
+      </w:r>
+      <w:r>
+        <w:rPr>
+          <w:rFonts w:ascii="Times New Roman" w:hAnsi="Times New Roman" w:cs="Times New Roman"/>
+          <w:sz w:val="22"/>
+          <w:szCs w:val="22"/>
+        </w:rPr>
+        <w:tab/>
+      </w:r>
+      <w:r>
+        <w:rPr>
+          <w:rFonts w:ascii="Times New Roman" w:hAnsi="Times New Roman" w:cs="Times New Roman"/>
+          <w:sz w:val="22"/>
+          <w:szCs w:val="22"/>
+        </w:rPr>
+        <w:tab/>
+        <w:t xml:space="preserve">Lang), </w:t>
+      </w:r>
+      <w:r>
+        <w:rPr>
+          <w:rFonts w:ascii="Times New Roman" w:hAnsi="Times New Roman" w:cs="Times New Roman"/>
+          <w:sz w:val="22"/>
+          <w:szCs w:val="22"/>
+          <w:lang w:val="en-GB"/>
+        </w:rPr>
+        <w:t>2020</w:t>
+      </w:r>
+      <w:r>
+        <w:rPr>
+          <w:rFonts w:ascii="Times New Roman" w:hAnsi="Times New Roman" w:cs="Times New Roman"/>
+          <w:sz w:val="22"/>
+          <w:szCs w:val="22"/>
+        </w:rPr>
+        <w:t xml:space="preserve">, ECB </w:t>
+      </w:r>
+      <w:r>
+        <w:rPr>
+          <w:rFonts w:ascii="Times New Roman" w:hAnsi="Times New Roman" w:cs="Times New Roman"/>
+          <w:sz w:val="22"/>
+          <w:szCs w:val="22"/>
+        </w:rPr>
+        <w:t>Working Paper Series</w:t>
+      </w:r>
+    </w:p>
+    <w:p>
+      <w:pPr>
+        <w:pStyle w:val="Body"/>
+        <w:tabs>
+          <w:tab w:val="right" w:pos="2268"/>
+          <w:tab w:val="left" w:pos="2410"/>
+        </w:tabs>
+        <w:spacing w:line="260" w:lineRule="exact"/>
+        <w:rPr>
+          <w:rFonts w:ascii="Times New Roman" w:hAnsi="Times New Roman" w:cs="Times New Roman"/>
+          <w:sz w:val="22"/>
+          <w:szCs w:val="22"/>
+        </w:rPr>
+      </w:pPr>
+      <w:r>
+        <w:rPr>
+          <w:rFonts w:ascii="Times New Roman" w:hAnsi="Times New Roman" w:cs="Times New Roman"/>
+          <w:sz w:val="22"/>
+          <w:szCs w:val="22"/>
+        </w:rPr>
+        <w:tab/>
+      </w:r>
+      <w:r>
+        <w:rPr>
+          <w:rFonts w:ascii="Times New Roman" w:hAnsi="Times New Roman" w:cs="Times New Roman"/>
+          <w:sz w:val="22"/>
+          <w:szCs w:val="22"/>
+        </w:rPr>
+        <w:tab/>
+      </w:r>
+      <w:r>
+        <w:rPr>
+          <w:rFonts w:ascii="Times New Roman" w:hAnsi="Times New Roman" w:cs="Times New Roman"/>
+          <w:sz w:val="22"/>
+          <w:szCs w:val="22"/>
+        </w:rPr>
+        <w:t>“</w:t>
+      </w:r>
+      <w:r>
+        <w:rPr>
+          <w:rFonts w:ascii="Times New Roman" w:hAnsi="Times New Roman" w:cs="Times New Roman"/>
+          <w:sz w:val="22"/>
+          <w:szCs w:val="22"/>
+        </w:rPr>
         <w:t xml:space="preserve">Bank capital-at-risk: measuring the impact of cyclical systemic risk on future bank </w:t>
       </w:r>
       <w:r>
@@ -1923,23 +2096,15 @@
           <w:sz w:val="22"/>
           <w:szCs w:val="22"/>
         </w:rPr>
-        <w:t xml:space="preserve"> (with Jan Hannes Lang), 2019, Macroprudential Bulletin article, 9th issue,</w:t>
-      </w:r>
-      <w:r>
-        <w:rPr>
-          <w:rFonts w:ascii="Times New Roman" w:hAnsi="Times New Roman" w:cs="Times New Roman"/>
-          <w:sz w:val="22"/>
-          <w:szCs w:val="22"/>
-        </w:rPr>
-        <w:t xml:space="preserve"> </w:t>
-      </w:r>
-      <w:r>
-        <w:rPr>
-          <w:rFonts w:ascii="Times New Roman" w:hAnsi="Times New Roman" w:cs="Times New Roman"/>
-          <w:sz w:val="22"/>
-          <w:szCs w:val="22"/>
-        </w:rPr>
-        <w:t>ECB</w:t>
+        <w:t xml:space="preserve"> (with Jan Hannes Lang), 2019, </w:t>
+      </w:r>
+      <w:r>
+        <w:rPr>
+          <w:rFonts w:ascii="Times New Roman" w:hAnsi="Times New Roman" w:cs="Times New Roman"/>
+          <w:sz w:val="22"/>
+          <w:szCs w:val="22"/>
+        </w:rPr>
+        <w:t>ECB Macroprudential Bulletin</w:t>
       </w:r>
     </w:p>
     <w:p>
@@ -2267,46 +2432,7 @@
           <w:lang w:val="en-GB"/>
         </w:rPr>
         <w:tab/>
-      </w:r>
-      <w:proofErr w:type="spellStart"/>
-      <w:r>
-        <w:rPr>
-          <w:rFonts w:ascii="Times New Roman" w:hAnsi="Times New Roman" w:cs="Times New Roman"/>
-          <w:sz w:val="22"/>
-          <w:szCs w:val="22"/>
-          <w:lang w:val="en-GB"/>
-        </w:rPr>
-        <w:t>Fondation</w:t>
-      </w:r>
-      <w:proofErr w:type="spellEnd"/>
-      <w:r>
-        <w:rPr>
-          <w:rFonts w:ascii="Times New Roman" w:hAnsi="Times New Roman" w:cs="Times New Roman"/>
-          <w:sz w:val="22"/>
-          <w:szCs w:val="22"/>
-          <w:lang w:val="en-GB"/>
-        </w:rPr>
-        <w:t xml:space="preserve"> J-J </w:t>
-      </w:r>
-      <w:proofErr w:type="spellStart"/>
-      <w:r>
-        <w:rPr>
-          <w:rFonts w:ascii="Times New Roman" w:hAnsi="Times New Roman" w:cs="Times New Roman"/>
-          <w:sz w:val="22"/>
-          <w:szCs w:val="22"/>
-          <w:lang w:val="en-GB"/>
-        </w:rPr>
-        <w:t>Laffont</w:t>
-      </w:r>
-      <w:proofErr w:type="spellEnd"/>
-      <w:r>
-        <w:rPr>
-          <w:rFonts w:ascii="Times New Roman" w:hAnsi="Times New Roman" w:cs="Times New Roman"/>
-          <w:sz w:val="22"/>
-          <w:szCs w:val="22"/>
-          <w:lang w:val="en-GB"/>
-        </w:rPr>
-        <w:t xml:space="preserve"> Scholarship (2016), Bocconi Talent Scout Program (2009)</w:t>
+        <w:t>Fondation J-J Laffont Scholarship (2016), Bocconi Talent Scout Program (2009)</w:t>
       </w:r>
     </w:p>
     <w:sectPr>
